--- a/Emir.docx
+++ b/Emir.docx
@@ -13,6 +13,26 @@
           <w:lang w:val="de-DE"/>
         </w:rPr>
         <w:t>Emir</w:t>
+      </w:r>
+    </w:p>
+    <w:p>
+      <w:pPr>
+        <w:rPr>
+          <w:lang w:val="de-DE"/>
+        </w:rPr>
+      </w:pPr>
+    </w:p>
+    <w:p>
+      <w:pPr>
+        <w:rPr>
+          <w:lang w:val="de-DE"/>
+        </w:rPr>
+      </w:pPr>
+      <w:r>
+        <w:rPr>
+          <w:lang w:val="de-DE"/>
+        </w:rPr>
+        <w:t>Thomas</w:t>
       </w:r>
     </w:p>
     <w:sectPr>
